--- a/test/session--package-of-documents/reference/15 subjects/Рейтинг на сайт D7.docx
+++ b/test/session--package-of-documents/reference/15 subjects/Рейтинг на сайт D7.docx
@@ -77,7 +77,7 @@
           <w:sz w:val="28"/>
           <w:szCs w:val="28"/>
         </w:rPr>
-        <w:t>IІ</w:t>
+        <w:t>II</w:t>
       </w:r>
       <w:r>
         <w:rPr>
@@ -105,7 +105,7 @@
           <w:rFonts w:ascii="Times New Roman" w:hAnsi="Times New Roman"/>
           <w:sz w:val="28"/>
         </w:rPr>
-        <w:t>2024-2025</w:t>
+        <w:t>2025-2026</w:t>
       </w:r>
       <w:r>
         <w:rPr>
